--- a/courses/foundations-constitutional-government/BUILD/unit1/deliverables/Unit1_Cover_Teacher_Edition.docx
+++ b/courses/foundations-constitutional-government/BUILD/unit1/deliverables/Unit1_Cover_Teacher_Edition.docx
@@ -56,7 +56,7 @@
                 <w:caps/>
                 <w:rFonts w:ascii="Calibri" w:cs="Calibri" w:eastAsia="Calibri" w:hAnsi="Calibri"/>
               </w:rPr>
-              <w:t xml:space="preserve">HISTORY HACK™</w:t>
+              <w:t xml:space="preserve">GOVERNMENT HACK™</w:t>
             </w:r>
           </w:p>
           <w:tbl>
@@ -679,7 +679,7 @@
                 <w:caps/>
                 <w:rFonts w:ascii="Calibri" w:cs="Calibri" w:eastAsia="Calibri" w:hAnsi="Calibri"/>
               </w:rPr>
-              <w:t xml:space="preserve">U.S. HISTORY HACK™   </w:t>
+              <w:t xml:space="preserve">U.S. GOVERNMENT HACK™   </w:t>
             </w:r>
             <w:r>
               <w:rPr>
@@ -831,7 +831,7 @@
                 <w:caps/>
                 <w:rFonts w:ascii="Calibri" w:cs="Calibri" w:eastAsia="Calibri" w:hAnsi="Calibri"/>
               </w:rPr>
-              <w:t xml:space="preserve">U.S. HISTORY HACK™</w:t>
+              <w:t xml:space="preserve">U.S. GOVERNMENT HACK™</w:t>
             </w:r>
           </w:p>
           <w:p>
@@ -1674,7 +1674,7 @@
           <w:caps w:val="false"/>
           <w:rFonts w:ascii="Calibri" w:cs="Calibri" w:eastAsia="Calibri" w:hAnsi="Calibri"/>
         </w:rPr>
-        <w:t xml:space="preserve">Part of the History Hack™ Course Standard series — a complete, standards-aligned system: Student Workbook · Teacher Edition · Student &amp; Teacher Slide Decks · Graphic Organizer Toolkit · Unit Assessment Book.</w:t>
+        <w:t xml:space="preserve">Part of the Government Hack™ Course Standard series — a complete, standards-aligned system: Student Workbook · Teacher Edition · Student &amp; Teacher Slide Decks · Graphic Organizer Toolkit · Unit Assessment Book.</w:t>
       </w:r>
     </w:p>
     <w:tbl>
@@ -1748,7 +1748,7 @@
                 <w:caps w:val="false"/>
                 <w:rFonts w:ascii="Calibri" w:cs="Calibri" w:eastAsia="Calibri" w:hAnsi="Calibri"/>
               </w:rPr>
-              <w:t xml:space="preserve">History Hack™  ·  Course Standard (Platinum) Edition  ·  Teacher Edition</w:t>
+              <w:t xml:space="preserve">Government Hack™  ·  Course Standard (Platinum) Edition  ·  Teacher Edition</w:t>
             </w:r>
           </w:p>
           <w:p>
@@ -1768,7 +1768,7 @@
                 <w:caps w:val="false"/>
                 <w:rFonts w:ascii="Calibri" w:cs="Calibri" w:eastAsia="Calibri" w:hAnsi="Calibri"/>
               </w:rPr>
-              <w:t xml:space="preserve">© 2026 TroopToTeacher Technologies LLC. All rights reserved. History Hack™ is a trademark of TroopToTeacher Technologies LLC. No part of this book may be reproduced without written permission, except as licensed for classroom use.</w:t>
+              <w:t xml:space="preserve">© 2026 TroopToTeacher Technologies LLC. All rights reserved. Government Hack™ is a trademark of TroopToTeacher Technologies LLC. No part of this book may be reproduced without written permission, except as licensed for classroom use.</w:t>
             </w:r>
           </w:p>
           <w:p>
@@ -2113,7 +2113,7 @@
                 <w:caps w:val="false"/>
                 <w:rFonts w:ascii="Calibri" w:cs="Calibri" w:eastAsia="Calibri" w:hAnsi="Calibri"/>
               </w:rPr>
-              <w:t xml:space="preserve">History Hack™ — Unit 1: Foundations of Constitutional Government · Teacher How-to-Use &amp; MTSS Guide</w:t>
+              <w:t xml:space="preserve">Government Hack™ — Unit 1: Foundations of Constitutional Government · Teacher How-to-Use &amp; MTSS Guide</w:t>
             </w:r>
           </w:p>
         </w:tc>
@@ -2207,7 +2207,7 @@
                 <w:caps w:val="false"/>
                 <w:rFonts w:ascii="Calibri" w:cs="Calibri" w:eastAsia="Calibri" w:hAnsi="Calibri"/>
               </w:rPr>
-              <w:t xml:space="preserve">History Hack™ Course Standard (Platinum) Edition</w:t>
+              <w:t xml:space="preserve">Government Hack™ Course Standard (Platinum) Edition</w:t>
             </w:r>
           </w:p>
         </w:tc>
@@ -3284,7 +3284,7 @@
           <w:caps w:val="false"/>
           <w:rFonts w:ascii="Calibri" w:cs="Calibri" w:eastAsia="Calibri" w:hAnsi="Calibri"/>
         </w:rPr>
-        <w:t xml:space="preserve">The Teacher Edition for History Hack™ Unit 1 gives you the full teaching system: a one-standard-one-period pacing map with honest activity time estimates, the MTSS decision cycle, standards/SSP and dimension crosswalks, the 6-point CER rubric, teacher-side answer keys with reteach routing, and the deck-plus-Cornell workflow. Designed on UDL 3.0 so the rigor stays the same for every learner.</w:t>
+        <w:t xml:space="preserve">The Teacher Edition for Government Hack™ Unit 1 gives you the full teaching system: a one-standard-one-period pacing map with honest activity time estimates, the MTSS decision cycle, standards/SSP and dimension crosswalks, the 6-point CER rubric, teacher-side answer keys with reteach routing, and the deck-plus-Cornell workflow. Designed on UDL 3.0 so the rigor stays the same for every learner.</w:t>
       </w:r>
     </w:p>
     <w:sectPr>

--- a/courses/foundations-constitutional-government/BUILD/unit1/deliverables/Unit1_Cover_Teacher_Edition.docx
+++ b/courses/foundations-constitutional-government/BUILD/unit1/deliverables/Unit1_Cover_Teacher_Edition.docx
@@ -56,7 +56,7 @@
                 <w:caps/>
                 <w:rFonts w:ascii="Calibri" w:cs="Calibri" w:eastAsia="Calibri" w:hAnsi="Calibri"/>
               </w:rPr>
-              <w:t xml:space="preserve">GOVERNMENT HACK™</w:t>
+              <w:t xml:space="preserve">Government Hack™</w:t>
             </w:r>
           </w:p>
           <w:tbl>
@@ -147,8 +147,8 @@
                 <w:i w:val="false"/>
                 <w:iCs w:val="false"/>
                 <w:color w:val="FFFFFF"/>
-                <w:sz w:val="40"/>
-                <w:szCs w:val="40"/>
+                <w:sz w:val="54"/>
+                <w:szCs w:val="54"/>
                 <w:caps/>
                 <w:rFonts w:ascii="Calibri" w:cs="Calibri" w:eastAsia="Calibri" w:hAnsi="Calibri"/>
               </w:rPr>
@@ -167,8 +167,8 @@
                 <w:i w:val="false"/>
                 <w:iCs w:val="false"/>
                 <w:color w:val="C89B3C"/>
-                <w:sz w:val="40"/>
-                <w:szCs w:val="40"/>
+                <w:sz w:val="54"/>
+                <w:szCs w:val="54"/>
                 <w:caps/>
                 <w:rFonts w:ascii="Calibri" w:cs="Calibri" w:eastAsia="Calibri" w:hAnsi="Calibri"/>
               </w:rPr>
@@ -216,12 +216,13 @@
                 <w:caps w:val="false"/>
                 <w:rFonts w:ascii="Calibri" w:cs="Calibri" w:eastAsia="Calibri" w:hAnsi="Calibri"/>
               </w:rPr>
-              <w:t xml:space="preserve">  Unit 1  ·  High-School Government &amp; Civics  ·  Standards-Aligned  </w:t>
-            </w:r>
-          </w:p>
-          <w:p>
-            <w:pPr>
-              <w:spacing w:after="120"/>
+              <w:t xml:space="preserve">  Unit 1  ·  High-School U.S. Government &amp; Civics  ·  Standards-Aligned  </w:t>
+            </w:r>
+          </w:p>
+          <w:p>
+            <w:pPr>
+              <w:spacing w:before="120" w:after="120"/>
+              <w:jc w:val="center"/>
             </w:pPr>
             <w:r>
               <w:rPr>
@@ -230,11 +231,12 @@
                 <w:i w:val="false"/>
                 <w:iCs w:val="false"/>
                 <w:color w:val="1A1A1A"/>
-                <w:sz w:val="2"/>
-                <w:szCs w:val="2"/>
-                <w:caps w:val="false"/>
-                <w:rFonts w:ascii="Calibri" w:cs="Calibri" w:eastAsia="Calibri" w:hAnsi="Calibri"/>
-              </w:rPr>
+                <w:sz w:val="10"/>
+                <w:szCs w:val="10"/>
+                <w:caps w:val="false"/>
+                <w:rFonts w:ascii="Calibri" w:cs="Calibri" w:eastAsia="Calibri" w:hAnsi="Calibri"/>
+              </w:rPr>
+              <w:t xml:space="preserve"> </w:t>
             </w:r>
           </w:p>
           <w:tbl>
@@ -679,7 +681,7 @@
                 <w:caps/>
                 <w:rFonts w:ascii="Calibri" w:cs="Calibri" w:eastAsia="Calibri" w:hAnsi="Calibri"/>
               </w:rPr>
-              <w:t xml:space="preserve">U.S. GOVERNMENT HACK™   </w:t>
+              <w:t xml:space="preserve">Government Hack™   </w:t>
             </w:r>
             <w:r>
               <w:rPr>
@@ -831,7 +833,7 @@
                 <w:caps/>
                 <w:rFonts w:ascii="Calibri" w:cs="Calibri" w:eastAsia="Calibri" w:hAnsi="Calibri"/>
               </w:rPr>
-              <w:t xml:space="preserve">U.S. GOVERNMENT HACK™</w:t>
+              <w:t xml:space="preserve">Government Hack™</w:t>
             </w:r>
           </w:p>
           <w:p>
@@ -1275,7 +1277,7 @@
           <w:caps/>
           <w:rFonts w:ascii="Calibri" w:cs="Calibri" w:eastAsia="Calibri" w:hAnsi="Calibri"/>
         </w:rPr>
-        <w:t xml:space="preserve">INSIDE THIS UNIT — each of the nine standards</w:t>
+        <w:t xml:space="preserve">INSIDE THIS UNIT — each standard</w:t>
       </w:r>
     </w:p>
     <w:tbl>
@@ -3053,7 +3055,7 @@
                 <w:caps w:val="false"/>
                 <w:rFonts w:ascii="Calibri" w:cs="Calibri" w:eastAsia="Calibri" w:hAnsi="Calibri"/>
               </w:rPr>
-              <w:t xml:space="preserve">Grades 9–12 · Government &amp; Civics</w:t>
+              <w:t xml:space="preserve">Grades 9–12 · U.S. Government &amp; Civics</w:t>
             </w:r>
           </w:p>
         </w:tc>
@@ -3241,7 +3243,7 @@
                 <w:caps w:val="false"/>
                 <w:rFonts w:ascii="Calibri" w:cs="Calibri" w:eastAsia="Calibri" w:hAnsi="Calibri"/>
               </w:rPr>
-              <w:t xml:space="preserve">teacher edition, lesson plans, MTSS, UDL, CER rubric, social studies practices, standards crosswalk, pacing guide, government and civics, answer key</w:t>
+              <w:t xml:space="preserve">teacher edition, lesson plans, MTSS, UDL, CER rubric, social studies practices, standards crosswalk, pacing guide, U.S. history, answer key</w:t>
             </w:r>
           </w:p>
         </w:tc>

--- a/courses/foundations-constitutional-government/BUILD/unit1/deliverables/Unit1_Cover_Teacher_Edition.docx
+++ b/courses/foundations-constitutional-government/BUILD/unit1/deliverables/Unit1_Cover_Teacher_Edition.docx
@@ -3243,7 +3243,7 @@
                 <w:caps w:val="false"/>
                 <w:rFonts w:ascii="Calibri" w:cs="Calibri" w:eastAsia="Calibri" w:hAnsi="Calibri"/>
               </w:rPr>
-              <w:t xml:space="preserve">teacher edition, lesson plans, MTSS, UDL, CER rubric, social studies practices, standards crosswalk, pacing guide, U.S. history, answer key</w:t>
+              <w:t xml:space="preserve">teacher edition, lesson plans, MTSS, UDL, CER rubric, social studies practices, standards crosswalk, pacing guide, U.S. Government &amp; Civics, answer key</w:t>
             </w:r>
           </w:p>
         </w:tc>
